--- a/downloads/Beitragsordnung.docx
+++ b/downloads/Beitragsordnung.docx
@@ -1,6 +1,6 @@
 
 <file path=word/document.xml><?xml version="1.0" encoding="utf-8"?>
-<w:document xmlns:wpc="http://schemas.microsoft.com/office/word/2010/wordprocessingCanvas" xmlns:cx="http://schemas.microsoft.com/office/drawing/2014/chartex" xmlns:cx1="http://schemas.microsoft.com/office/drawing/2015/9/8/chartex" xmlns:cx2="http://schemas.microsoft.com/office/drawing/2015/10/21/chartex" xmlns:cx3="http://schemas.microsoft.com/office/drawing/2016/5/9/chartex" xmlns:cx4="http://schemas.microsoft.com/office/drawing/2016/5/10/chartex" xmlns:cx5="http://schemas.microsoft.com/office/drawing/2016/5/11/chartex" xmlns:cx6="http://schemas.microsoft.com/office/drawing/2016/5/12/chartex" xmlns:cx7="http://schemas.microsoft.com/office/drawing/2016/5/13/chartex" xmlns:cx8="http://schemas.microsoft.com/office/drawing/2016/5/14/chartex" xmlns:mc="http://schemas.openxmlformats.org/markup-compatibility/2006" xmlns:aink="http://schemas.microsoft.com/office/drawing/2016/ink" xmlns:am3d="http://schemas.microsoft.com/office/drawing/2017/model3d" xmlns:o="urn:schemas-microsoft-com:office:office" xmlns:oel="http://schemas.microsoft.com/office/2019/extlst" xmlns:r="http://schemas.openxmlformats.org/officeDocument/2006/relationships" xmlns:m="http://schemas.openxmlformats.org/officeDocument/2006/math" xmlns:v="urn:schemas-microsoft-com:vml" xmlns:wp14="http://schemas.microsoft.com/office/word/2010/wordprocessingDrawing" xmlns:wp="http://schemas.openxmlformats.org/drawingml/2006/wordprocessingDrawing" xmlns:w10="urn:schemas-microsoft-com:office:word" xmlns:w="http://schemas.openxmlformats.org/wordprocessingml/2006/main" xmlns:w14="http://schemas.microsoft.com/office/word/2010/wordml" xmlns:w15="http://schemas.microsoft.com/office/word/2012/wordml" xmlns:w16cex="http://schemas.microsoft.com/office/word/2018/wordml/cex" xmlns:w16cid="http://schemas.microsoft.com/office/word/2016/wordml/cid" xmlns:w16="http://schemas.microsoft.com/office/word/2018/wordml" xmlns:w16sdtdh="http://schemas.microsoft.com/office/word/2020/wordml/sdtdatahash" xmlns:w16se="http://schemas.microsoft.com/office/word/2015/wordml/symex" xmlns:wpg="http://schemas.microsoft.com/office/word/2010/wordprocessingGroup" xmlns:wpi="http://schemas.microsoft.com/office/word/2010/wordprocessingInk" xmlns:wne="http://schemas.microsoft.com/office/word/2006/wordml" xmlns:wps="http://schemas.microsoft.com/office/word/2010/wordprocessingShape" mc:Ignorable="w14 w15 w16se w16cid w16 w16cex w16sdtdh wp14">
+<w:document xmlns:wpc="http://schemas.microsoft.com/office/word/2010/wordprocessingCanvas" xmlns:cx="http://schemas.microsoft.com/office/drawing/2014/chartex" xmlns:cx1="http://schemas.microsoft.com/office/drawing/2015/9/8/chartex" xmlns:cx2="http://schemas.microsoft.com/office/drawing/2015/10/21/chartex" xmlns:cx3="http://schemas.microsoft.com/office/drawing/2016/5/9/chartex" xmlns:cx4="http://schemas.microsoft.com/office/drawing/2016/5/10/chartex" xmlns:cx5="http://schemas.microsoft.com/office/drawing/2016/5/11/chartex" xmlns:cx6="http://schemas.microsoft.com/office/drawing/2016/5/12/chartex" xmlns:cx7="http://schemas.microsoft.com/office/drawing/2016/5/13/chartex" xmlns:cx8="http://schemas.microsoft.com/office/drawing/2016/5/14/chartex" xmlns:mc="http://schemas.openxmlformats.org/markup-compatibility/2006" xmlns:aink="http://schemas.microsoft.com/office/drawing/2016/ink" xmlns:am3d="http://schemas.microsoft.com/office/drawing/2017/model3d" xmlns:o="urn:schemas-microsoft-com:office:office" xmlns:oel="http://schemas.microsoft.com/office/2019/extlst" xmlns:r="http://schemas.openxmlformats.org/officeDocument/2006/relationships" xmlns:m="http://schemas.openxmlformats.org/officeDocument/2006/math" xmlns:v="urn:schemas-microsoft-com:vml" xmlns:wp14="http://schemas.microsoft.com/office/word/2010/wordprocessingDrawing" xmlns:wp="http://schemas.openxmlformats.org/drawingml/2006/wordprocessingDrawing" xmlns:w10="urn:schemas-microsoft-com:office:word" xmlns:w="http://schemas.openxmlformats.org/wordprocessingml/2006/main" xmlns:w14="http://schemas.microsoft.com/office/word/2010/wordml" xmlns:w15="http://schemas.microsoft.com/office/word/2012/wordml" xmlns:w16cex="http://schemas.microsoft.com/office/word/2018/wordml/cex" xmlns:w16cid="http://schemas.microsoft.com/office/word/2016/wordml/cid" xmlns:w16="http://schemas.microsoft.com/office/word/2018/wordml" xmlns:w16du="http://schemas.microsoft.com/office/word/2023/wordml/word16du" xmlns:w16sdtdh="http://schemas.microsoft.com/office/word/2020/wordml/sdtdatahash" xmlns:w16sdtfl="http://schemas.microsoft.com/office/word/2024/wordml/sdtformatlock" xmlns:w16se="http://schemas.microsoft.com/office/word/2015/wordml/symex" xmlns:wpg="http://schemas.microsoft.com/office/word/2010/wordprocessingGroup" xmlns:wpi="http://schemas.microsoft.com/office/word/2010/wordprocessingInk" xmlns:wne="http://schemas.microsoft.com/office/word/2006/wordml" xmlns:wps="http://schemas.microsoft.com/office/word/2010/wordprocessingShape" mc:Ignorable="w14 w15 w16se w16cid w16 w16cex w16sdtdh w16sdtfl w16du wp14">
   <w:body>
     <w:p>
       <w:pPr>
@@ -610,7 +610,7 @@
         <w:rPr>
           <w:b/>
         </w:rPr>
-        <w:t>82</w:t>
+        <w:t>44</w:t>
       </w:r>
       <w:r>
         <w:rPr>
@@ -622,7 +622,7 @@
         <w:rPr>
           <w:b/>
         </w:rPr>
-        <w:t>100</w:t>
+        <w:t>660</w:t>
       </w:r>
       <w:r>
         <w:rPr>
@@ -646,7 +646,7 @@
         <w:rPr>
           <w:b/>
         </w:rPr>
-        <w:t>900</w:t>
+        <w:t>800</w:t>
       </w:r>
       <w:r>
         <w:rPr>
@@ -658,7 +658,7 @@
         <w:rPr>
           <w:b/>
         </w:rPr>
-        <w:t>14</w:t>
+        <w:t>11</w:t>
       </w:r>
       <w:r>
         <w:rPr>
@@ -670,7 +670,123 @@
         <w:rPr>
           <w:b/>
         </w:rPr>
-        <w:t>4110</w:t>
+        <w:t>00 746 231</w:t>
+      </w:r>
+    </w:p>
+    <w:p>
+      <w:pPr>
+        <w:rPr>
+          <w:b/>
+        </w:rPr>
+      </w:pPr>
+      <w:r>
+        <w:rPr>
+          <w:b/>
+        </w:rPr>
+        <w:t>BIC</w:t>
+      </w:r>
+      <w:r>
+        <w:rPr>
+          <w:b/>
+        </w:rPr>
+        <w:t xml:space="preserve">: </w:t>
+      </w:r>
+      <w:r>
+        <w:rPr>
+          <w:b/>
+        </w:rPr>
+        <w:t xml:space="preserve">   </w:t>
+      </w:r>
+      <w:r>
+        <w:rPr>
+          <w:b/>
+        </w:rPr>
+        <w:tab/>
+      </w:r>
+      <w:r>
+        <w:rPr>
+          <w:b/>
+        </w:rPr>
+        <w:tab/>
+      </w:r>
+      <w:r>
+        <w:rPr>
+          <w:b/>
+        </w:rPr>
+        <w:tab/>
+      </w:r>
+      <w:r>
+        <w:rPr>
+          <w:b/>
+        </w:rPr>
+        <w:t>GENODE61BBB</w:t>
+      </w:r>
+    </w:p>
+    <w:p>
+      <w:pPr>
+        <w:rPr>
+          <w:b/>
+        </w:rPr>
+      </w:pPr>
+      <w:r>
+        <w:rPr>
+          <w:b/>
+        </w:rPr>
+        <w:t>Verwendungszweck:</w:t>
+      </w:r>
+      <w:r>
+        <w:rPr>
+          <w:b/>
+        </w:rPr>
+        <w:tab/>
+      </w:r>
+      <w:r>
+        <w:rPr>
+          <w:b/>
+        </w:rPr>
+        <w:tab/>
+      </w:r>
+      <w:r>
+        <w:rPr>
+          <w:b/>
+        </w:rPr>
+        <w:t>Mitgliedsbeitrag TT</w:t>
+      </w:r>
+      <w:r>
+        <w:rPr>
+          <w:b/>
+        </w:rPr>
+        <w:t>-</w:t>
+      </w:r>
+      <w:r>
+        <w:rPr>
+          <w:b/>
+        </w:rPr>
+        <w:t xml:space="preserve">FEZ </w:t>
+      </w:r>
+      <w:r>
+        <w:rPr>
+          <w:b/>
+        </w:rPr>
+        <w:t xml:space="preserve">Berlin </w:t>
+      </w:r>
+      <w:r>
+        <w:rPr>
+          <w:b/>
+        </w:rPr>
+        <w:t>&lt;</w:t>
+      </w:r>
+      <w:r>
+        <w:rPr>
+          <w:b/>
+        </w:rPr>
+        <w:t>Zeitraum</w:t>
+      </w:r>
+      <w:r>
+        <w:rPr>
+          <w:b/>
+        </w:rPr>
+        <w:t>&gt;</w:t>
       </w:r>
       <w:r>
         <w:rPr>
@@ -682,123 +798,13 @@
         <w:rPr>
           <w:b/>
         </w:rPr>
-        <w:t>8001</w:t>
-      </w:r>
-      <w:r>
-        <w:rPr>
-          <w:b/>
-        </w:rPr>
-        <w:t xml:space="preserve"> </w:t>
-      </w:r>
-    </w:p>
-    <w:p>
-      <w:pPr>
-        <w:rPr>
-          <w:b/>
-        </w:rPr>
-      </w:pPr>
-      <w:r>
-        <w:rPr>
-          <w:b/>
-        </w:rPr>
-        <w:t>BIC</w:t>
-      </w:r>
-      <w:r>
-        <w:rPr>
-          <w:b/>
-        </w:rPr>
-        <w:t xml:space="preserve">: </w:t>
-      </w:r>
-      <w:r>
-        <w:rPr>
-          <w:b/>
-        </w:rPr>
-        <w:t xml:space="preserve">   </w:t>
-      </w:r>
-      <w:r>
-        <w:rPr>
-          <w:b/>
-        </w:rPr>
-        <w:tab/>
-      </w:r>
-      <w:r>
-        <w:rPr>
-          <w:b/>
-        </w:rPr>
-        <w:tab/>
-      </w:r>
-      <w:r>
-        <w:rPr>
-          <w:b/>
-        </w:rPr>
-        <w:tab/>
-      </w:r>
-      <w:r>
-        <w:rPr>
-          <w:b/>
-        </w:rPr>
-        <w:t>GENODEF1P01</w:t>
-      </w:r>
-    </w:p>
-    <w:p>
-      <w:pPr>
-        <w:rPr>
-          <w:b/>
-        </w:rPr>
-      </w:pPr>
-      <w:r>
-        <w:rPr>
-          <w:b/>
-        </w:rPr>
-        <w:t>Verwendungszweck:</w:t>
-      </w:r>
-      <w:r>
-        <w:rPr>
-          <w:b/>
-        </w:rPr>
-        <w:tab/>
-      </w:r>
-      <w:r>
-        <w:rPr>
-          <w:b/>
-        </w:rPr>
-        <w:tab/>
-      </w:r>
-      <w:r>
-        <w:rPr>
-          <w:b/>
-        </w:rPr>
-        <w:t>Mitgliedsbeitrag TT</w:t>
-      </w:r>
-      <w:r>
-        <w:rPr>
-          <w:b/>
-        </w:rPr>
-        <w:t>-</w:t>
-      </w:r>
-      <w:r>
-        <w:rPr>
-          <w:b/>
-        </w:rPr>
-        <w:t xml:space="preserve">FEZ </w:t>
-      </w:r>
-      <w:r>
-        <w:rPr>
-          <w:b/>
-        </w:rPr>
-        <w:t xml:space="preserve">Berlin </w:t>
-      </w:r>
-      <w:r>
-        <w:rPr>
-          <w:b/>
-        </w:rPr>
         <w:t>&lt;</w:t>
       </w:r>
       <w:r>
         <w:rPr>
           <w:b/>
         </w:rPr>
-        <w:t>Zeitraum</w:t>
+        <w:t>Name</w:t>
       </w:r>
       <w:r>
         <w:rPr>
@@ -806,30 +812,6 @@
         </w:rPr>
         <w:t>&gt;</w:t>
       </w:r>
-      <w:r>
-        <w:rPr>
-          <w:b/>
-        </w:rPr>
-        <w:t xml:space="preserve"> </w:t>
-      </w:r>
-      <w:r>
-        <w:rPr>
-          <w:b/>
-        </w:rPr>
-        <w:t>&lt;</w:t>
-      </w:r>
-      <w:r>
-        <w:rPr>
-          <w:b/>
-        </w:rPr>
-        <w:t>Name</w:t>
-      </w:r>
-      <w:r>
-        <w:rPr>
-          <w:b/>
-        </w:rPr>
-        <w:t>&gt;</w:t>
-      </w:r>
     </w:p>
     <w:p>
       <w:pPr>
@@ -876,7 +858,15 @@
           <w:sz w:val="23"/>
           <w:szCs w:val="23"/>
         </w:rPr>
-        <w:t>2024</w:t>
+        <w:t>202</w:t>
+      </w:r>
+      <w:r>
+        <w:rPr>
+          <w:bCs/>
+          <w:sz w:val="23"/>
+          <w:szCs w:val="23"/>
+        </w:rPr>
+        <w:t>6</w:t>
       </w:r>
       <w:r>
         <w:rPr>
@@ -941,7 +931,7 @@
           <w:sz w:val="23"/>
           <w:szCs w:val="23"/>
         </w:rPr>
-        <w:t>4</w:t>
+        <w:t>6</w:t>
       </w:r>
       <w:r>
         <w:rPr>
@@ -989,7 +979,7 @@
           <w:sz w:val="23"/>
           <w:szCs w:val="23"/>
         </w:rPr>
-        <w:t>4</w:t>
+        <w:t>6</w:t>
       </w:r>
       <w:r>
         <w:rPr>
@@ -1160,7 +1150,7 @@
 </file>
 
 <file path=word/numbering.xml><?xml version="1.0" encoding="utf-8"?>
-<w:numbering xmlns:wpc="http://schemas.microsoft.com/office/word/2010/wordprocessingCanvas" xmlns:cx="http://schemas.microsoft.com/office/drawing/2014/chartex" xmlns:cx1="http://schemas.microsoft.com/office/drawing/2015/9/8/chartex" xmlns:cx2="http://schemas.microsoft.com/office/drawing/2015/10/21/chartex" xmlns:cx3="http://schemas.microsoft.com/office/drawing/2016/5/9/chartex" xmlns:cx4="http://schemas.microsoft.com/office/drawing/2016/5/10/chartex" xmlns:cx5="http://schemas.microsoft.com/office/drawing/2016/5/11/chartex" xmlns:cx6="http://schemas.microsoft.com/office/drawing/2016/5/12/chartex" xmlns:cx7="http://schemas.microsoft.com/office/drawing/2016/5/13/chartex" xmlns:cx8="http://schemas.microsoft.com/office/drawing/2016/5/14/chartex" xmlns:mc="http://schemas.openxmlformats.org/markup-compatibility/2006" xmlns:aink="http://schemas.microsoft.com/office/drawing/2016/ink" xmlns:am3d="http://schemas.microsoft.com/office/drawing/2017/model3d" xmlns:o="urn:schemas-microsoft-com:office:office" xmlns:oel="http://schemas.microsoft.com/office/2019/extlst" xmlns:r="http://schemas.openxmlformats.org/officeDocument/2006/relationships" xmlns:m="http://schemas.openxmlformats.org/officeDocument/2006/math" xmlns:v="urn:schemas-microsoft-com:vml" xmlns:wp14="http://schemas.microsoft.com/office/word/2010/wordprocessingDrawing" xmlns:wp="http://schemas.openxmlformats.org/drawingml/2006/wordprocessingDrawing" xmlns:w10="urn:schemas-microsoft-com:office:word" xmlns:w="http://schemas.openxmlformats.org/wordprocessingml/2006/main" xmlns:w14="http://schemas.microsoft.com/office/word/2010/wordml" xmlns:w15="http://schemas.microsoft.com/office/word/2012/wordml" xmlns:w16cex="http://schemas.microsoft.com/office/word/2018/wordml/cex" xmlns:w16cid="http://schemas.microsoft.com/office/word/2016/wordml/cid" xmlns:w16="http://schemas.microsoft.com/office/word/2018/wordml" xmlns:w16sdtdh="http://schemas.microsoft.com/office/word/2020/wordml/sdtdatahash" xmlns:w16se="http://schemas.microsoft.com/office/word/2015/wordml/symex" xmlns:wpg="http://schemas.microsoft.com/office/word/2010/wordprocessingGroup" xmlns:wpi="http://schemas.microsoft.com/office/word/2010/wordprocessingInk" xmlns:wne="http://schemas.microsoft.com/office/word/2006/wordml" xmlns:wps="http://schemas.microsoft.com/office/word/2010/wordprocessingShape" mc:Ignorable="w14 w15 w16se w16cid w16 w16cex w16sdtdh wp14">
+<w:numbering xmlns:wpc="http://schemas.microsoft.com/office/word/2010/wordprocessingCanvas" xmlns:cx="http://schemas.microsoft.com/office/drawing/2014/chartex" xmlns:cx1="http://schemas.microsoft.com/office/drawing/2015/9/8/chartex" xmlns:cx2="http://schemas.microsoft.com/office/drawing/2015/10/21/chartex" xmlns:cx3="http://schemas.microsoft.com/office/drawing/2016/5/9/chartex" xmlns:cx4="http://schemas.microsoft.com/office/drawing/2016/5/10/chartex" xmlns:cx5="http://schemas.microsoft.com/office/drawing/2016/5/11/chartex" xmlns:cx6="http://schemas.microsoft.com/office/drawing/2016/5/12/chartex" xmlns:cx7="http://schemas.microsoft.com/office/drawing/2016/5/13/chartex" xmlns:cx8="http://schemas.microsoft.com/office/drawing/2016/5/14/chartex" xmlns:mc="http://schemas.openxmlformats.org/markup-compatibility/2006" xmlns:aink="http://schemas.microsoft.com/office/drawing/2016/ink" xmlns:am3d="http://schemas.microsoft.com/office/drawing/2017/model3d" xmlns:o="urn:schemas-microsoft-com:office:office" xmlns:oel="http://schemas.microsoft.com/office/2019/extlst" xmlns:r="http://schemas.openxmlformats.org/officeDocument/2006/relationships" xmlns:m="http://schemas.openxmlformats.org/officeDocument/2006/math" xmlns:v="urn:schemas-microsoft-com:vml" xmlns:wp14="http://schemas.microsoft.com/office/word/2010/wordprocessingDrawing" xmlns:wp="http://schemas.openxmlformats.org/drawingml/2006/wordprocessingDrawing" xmlns:w10="urn:schemas-microsoft-com:office:word" xmlns:w="http://schemas.openxmlformats.org/wordprocessingml/2006/main" xmlns:w14="http://schemas.microsoft.com/office/word/2010/wordml" xmlns:w15="http://schemas.microsoft.com/office/word/2012/wordml" xmlns:w16cex="http://schemas.microsoft.com/office/word/2018/wordml/cex" xmlns:w16cid="http://schemas.microsoft.com/office/word/2016/wordml/cid" xmlns:w16="http://schemas.microsoft.com/office/word/2018/wordml" xmlns:w16du="http://schemas.microsoft.com/office/word/2023/wordml/word16du" xmlns:w16sdtdh="http://schemas.microsoft.com/office/word/2020/wordml/sdtdatahash" xmlns:w16sdtfl="http://schemas.microsoft.com/office/word/2024/wordml/sdtformatlock" xmlns:w16se="http://schemas.microsoft.com/office/word/2015/wordml/symex" xmlns:wpg="http://schemas.microsoft.com/office/word/2010/wordprocessingGroup" xmlns:wpi="http://schemas.microsoft.com/office/word/2010/wordprocessingInk" xmlns:wne="http://schemas.microsoft.com/office/word/2006/wordml" xmlns:wps="http://schemas.microsoft.com/office/word/2010/wordprocessingShape" mc:Ignorable="w14 w15 w16se w16cid w16 w16cex w16sdtdh w16sdtfl w16du wp14">
   <w:abstractNum w:abstractNumId="0" w15:restartNumberingAfterBreak="0">
     <w:nsid w:val="4E6718A9"/>
     <w:multiLevelType w:val="hybridMultilevel"/>
@@ -1281,7 +1271,7 @@
 </file>
 
 <file path=word/styles.xml><?xml version="1.0" encoding="utf-8"?>
-<w:styles xmlns:mc="http://schemas.openxmlformats.org/markup-compatibility/2006" xmlns:r="http://schemas.openxmlformats.org/officeDocument/2006/relationships" xmlns:w="http://schemas.openxmlformats.org/wordprocessingml/2006/main" xmlns:w14="http://schemas.microsoft.com/office/word/2010/wordml" xmlns:w15="http://schemas.microsoft.com/office/word/2012/wordml" xmlns:w16cex="http://schemas.microsoft.com/office/word/2018/wordml/cex" xmlns:w16cid="http://schemas.microsoft.com/office/word/2016/wordml/cid" xmlns:w16="http://schemas.microsoft.com/office/word/2018/wordml" xmlns:w16sdtdh="http://schemas.microsoft.com/office/word/2020/wordml/sdtdatahash" xmlns:w16se="http://schemas.microsoft.com/office/word/2015/wordml/symex" mc:Ignorable="w14 w15 w16se w16cid w16 w16cex w16sdtdh">
+<w:styles xmlns:mc="http://schemas.openxmlformats.org/markup-compatibility/2006" xmlns:r="http://schemas.openxmlformats.org/officeDocument/2006/relationships" xmlns:w="http://schemas.openxmlformats.org/wordprocessingml/2006/main" xmlns:w14="http://schemas.microsoft.com/office/word/2010/wordml" xmlns:w15="http://schemas.microsoft.com/office/word/2012/wordml" xmlns:w16cex="http://schemas.microsoft.com/office/word/2018/wordml/cex" xmlns:w16cid="http://schemas.microsoft.com/office/word/2016/wordml/cid" xmlns:w16="http://schemas.microsoft.com/office/word/2018/wordml" xmlns:w16du="http://schemas.microsoft.com/office/word/2023/wordml/word16du" xmlns:w16sdtdh="http://schemas.microsoft.com/office/word/2020/wordml/sdtdatahash" xmlns:w16sdtfl="http://schemas.microsoft.com/office/word/2024/wordml/sdtformatlock" xmlns:w16se="http://schemas.microsoft.com/office/word/2015/wordml/symex" mc:Ignorable="w14 w15 w16se w16cid w16 w16cex w16sdtdh w16sdtfl w16du">
   <w:docDefaults>
     <w:rPrDefault>
       <w:rPr>
@@ -1584,7 +1574,6 @@
   <w:style w:type="character" w:default="1" w:styleId="Absatz-Standardschriftart">
     <w:name w:val="Default Paragraph Font"/>
     <w:uiPriority w:val="1"/>
-    <w:semiHidden/>
     <w:unhideWhenUsed/>
   </w:style>
   <w:style w:type="table" w:default="1" w:styleId="NormaleTabelle">
